--- a/test/fixtures/document.docx
+++ b/test/fixtures/document.docx
@@ -1,6 +1,6 @@
 
 <file path=word/document.xml><?xml version="1.0" encoding="utf-8"?>
-<w:document xmlns:w="http://schemas.openxmlformats.org/wordprocessingml/2006/main" xmlns:r="http://schemas.openxmlformats.org/officeDocument/2006/relationships" xmlns:wp="http://schemas.openxmlformats.org/drawingml/2006/wordprocessingDrawing">
+<w:document xmlns:wpc="http://schemas.microsoft.com/office/word/2010/wordprocessingCanvas" xmlns:mc="http://schemas.openxmlformats.org/markup-compatibility/2006" xmlns:o="urn:schemas-microsoft-com:office:office" xmlns:r="http://schemas.openxmlformats.org/officeDocument/2006/relationships" xmlns:m="http://schemas.openxmlformats.org/officeDocument/2006/math" xmlns:v="urn:schemas-microsoft-com:vml" xmlns:wp14="http://schemas.microsoft.com/office/word/2010/wordprocessingDrawing" xmlns:wp="http://schemas.openxmlformats.org/drawingml/2006/wordprocessingDrawing" xmlns:w10="urn:schemas-microsoft-com:office:word" xmlns:w="http://schemas.openxmlformats.org/wordprocessingml/2006/main" xmlns:w14="http://schemas.microsoft.com/office/word/2010/wordml" xmlns:wpg="http://schemas.microsoft.com/office/word/2010/wordprocessingGroup" xmlns:wps="http://schemas.microsoft.com/office/word/2010/wordprocessingShape" mc:Ignorable="w14 wp14">
   <w:body>
     <w:p>
       <w:pPr>
@@ -12,7 +12,7 @@
     </w:p>
     <w:p>
       <w:r>
-        <w:t xml:space="preserve">This Word document was generated by scripts/generate-samples.mjs. It contains </w:t>
+        <w:t xml:space="preserve">A short document with </w:t>
       </w:r>
       <w:r>
         <w:rPr>
@@ -63,13 +63,14 @@
       <w:tblPr>
         <w:tblW w:w="9000" w:type="dxa"/>
         <w:tblBorders>
-          <w:top w:val="single" w:sz="4" w:color="D3D8DE"/>
-          <w:left w:val="single" w:sz="4" w:color="D3D8DE"/>
-          <w:bottom w:val="single" w:sz="4" w:color="D3D8DE"/>
-          <w:right w:val="single" w:sz="4" w:color="D3D8DE"/>
-          <w:insideH w:val="single" w:sz="4" w:color="D3D8DE"/>
-          <w:insideV w:val="single" w:sz="4" w:color="D3D8DE"/>
+          <w:top w:val="single" w:sz="4" w:space="0" w:color="D3D8DE"/>
+          <w:left w:val="single" w:sz="4" w:space="0" w:color="D3D8DE"/>
+          <w:bottom w:val="single" w:sz="4" w:space="0" w:color="D3D8DE"/>
+          <w:right w:val="single" w:sz="4" w:space="0" w:color="D3D8DE"/>
+          <w:insideH w:val="single" w:sz="4" w:space="0" w:color="D3D8DE"/>
+          <w:insideV w:val="single" w:sz="4" w:space="0" w:color="D3D8DE"/>
         </w:tblBorders>
+        <w:tblLook w:val="04A0" w:firstRow="1" w:lastRow="0" w:firstColumn="1" w:lastColumn="0" w:noHBand="0" w:noVBand="1"/>
       </w:tblPr>
       <w:tblGrid>
         <w:gridCol w:w="3000"/>
@@ -227,16 +228,18 @@
         <w:drawing>
           <wp:inline distT="0" distB="0" distL="0" distR="0">
             <wp:extent cx="3048000" cy="1905000"/>
-            <wp:docPr id="1" name="Motif"/>
+            <wp:effectExtent l="0" t="0" r="0" b="0"/>
+            <wp:docPr id="1" name="Picture"/>
+            <wp:cNvGraphicFramePr/>
             <a:graphic xmlns:a="http://schemas.openxmlformats.org/drawingml/2006/main">
               <a:graphicData uri="http://schemas.openxmlformats.org/drawingml/2006/picture">
                 <pic:pic xmlns:pic="http://schemas.openxmlformats.org/drawingml/2006/picture">
                   <pic:nvPicPr>
-                    <pic:cNvPr id="0" name="motif.png"/>
+                    <pic:cNvPr id="0" name="Picture"/>
                     <pic:cNvPicPr/>
                   </pic:nvPicPr>
                   <pic:blipFill>
-                    <a:blip r:embed="rId2"/>
+                    <a:blip r:embed="rId20"/>
                     <a:stretch>
                       <a:fillRect/>
                     </a:stretch>
@@ -272,59 +275,1173 @@
     </w:p>
     <w:p>
       <w:r>
-        <w:t xml:space="preserve">Search term for tests: shipyard. This page starts after a manual page break.</w:t>
+        <w:t xml:space="preserve">This page starts after a manual page break.</w:t>
       </w:r>
     </w:p>
     <w:sectPr>
       <w:pgSz w:w="11906" w:h="16838"/>
       <w:pgMar w:top="1417" w:right="1417" w:bottom="1134" w:left="1417" w:header="708" w:footer="708" w:gutter="0"/>
+      <w:cols w:space="720"/>
+      <w:docGrid w:linePitch="360"/>
     </w:sectPr>
   </w:body>
 </w:document>
 </file>
 
+<file path=word/numbering.xml><?xml version="1.0" encoding="utf-8"?>
+<w:numbering xmlns:w="http://schemas.openxmlformats.org/wordprocessingml/2006/main">
+  <w:abstractNum w:abstractNumId="0">
+    <w:multiLevelType w:val="multilevel"/>
+    <w:lvl w:ilvl="0">
+      <w:start w:val="1"/>
+      <w:numFmt w:val="decimal"/>
+      <w:lvlText w:val="%1."/>
+      <w:lvlJc w:val="left"/>
+      <w:pPr>
+        <w:ind w:left="360" w:hanging="360"/>
+      </w:pPr>
+    </w:lvl>
+    ,
+    <w:lvl w:ilvl="1">
+      <w:start w:val="1"/>
+      <w:numFmt w:val="decimal"/>
+      <w:lvlText w:val="%1.%2."/>
+      <w:lvlJc w:val="left"/>
+      <w:pPr>
+        <w:ind w:left="792" w:hanging="432"/>
+      </w:pPr>
+    </w:lvl>
+    ,
+    <w:lvl w:ilvl="2">
+      <w:start w:val="1"/>
+      <w:numFmt w:val="decimal"/>
+      <w:lvlText w:val="%1.%2.%3."/>
+      <w:lvlJc w:val="left"/>
+      <w:pPr>
+        <w:ind w:left="1224" w:hanging="504"/>
+      </w:pPr>
+    </w:lvl>
+    ,
+    <w:lvl w:ilvl="3">
+      <w:start w:val="1"/>
+      <w:numFmt w:val="decimal"/>
+      <w:lvlText w:val="%1.%2.%3.%4."/>
+      <w:lvlJc w:val="left"/>
+      <w:pPr>
+        <w:ind w:left="1656" w:hanging="576"/>
+      </w:pPr>
+    </w:lvl>
+    ,
+    <w:lvl w:ilvl="4">
+      <w:start w:val="1"/>
+      <w:numFmt w:val="decimal"/>
+      <w:lvlText w:val="%1.%2.%3.%4.%5."/>
+      <w:lvlJc w:val="left"/>
+      <w:pPr>
+        <w:ind w:left="2088" w:hanging="648"/>
+      </w:pPr>
+    </w:lvl>
+    ,
+    <w:lvl w:ilvl="5">
+      <w:start w:val="1"/>
+      <w:numFmt w:val="decimal"/>
+      <w:lvlText w:val="%1.%2.%3.%4.%5.%6."/>
+      <w:lvlJc w:val="left"/>
+      <w:pPr>
+        <w:ind w:left="2520" w:hanging="720"/>
+      </w:pPr>
+    </w:lvl>
+    ,
+    <w:lvl w:ilvl="6">
+      <w:start w:val="1"/>
+      <w:numFmt w:val="decimal"/>
+      <w:lvlText w:val="%1.%2.%3.%4.%5.%6.%7."/>
+      <w:lvlJc w:val="left"/>
+      <w:pPr>
+        <w:ind w:left="2952" w:hanging="792"/>
+      </w:pPr>
+    </w:lvl>
+    ,
+    <w:lvl w:ilvl="7">
+      <w:start w:val="1"/>
+      <w:numFmt w:val="decimal"/>
+      <w:lvlText w:val="%1.%2.%3.%4.%5.%6.%7.%8."/>
+      <w:lvlJc w:val="left"/>
+      <w:pPr>
+        <w:ind w:left="3384" w:hanging="864"/>
+      </w:pPr>
+    </w:lvl>
+    ,
+    <w:lvl w:ilvl="8">
+      <w:start w:val="1"/>
+      <w:numFmt w:val="decimal"/>
+      <w:lvlText w:val="%1.%2.%3.%4.%5.%6.%7.%8.%9."/>
+      <w:lvlJc w:val="left"/>
+      <w:pPr>
+        <w:ind w:left="3816" w:hanging="936"/>
+      </w:pPr>
+    </w:lvl>
+  </w:abstractNum>
+  <w:abstractNum w:abstractNumId="1">
+    <w:multiLevelType w:val="hybridMultilevel"/>
+    <w:lvl w:ilvl="0">
+      <w:start w:val="1"/>
+      <w:numFmt w:val="bullet"/>
+      <w:lvlText w:val=""/>
+      <w:lvlJc w:val="left"/>
+      <w:pPr>
+        <w:ind w:left="720" w:hanging="360"/>
+      </w:pPr>
+      <w:rPr>
+        <w:rFonts w:ascii="Symbol" w:hAnsi="Symbol" w:hint="default"/>
+      </w:rPr>
+    </w:lvl>
+    <w:lvl w:ilvl="1">
+      <w:start w:val="1"/>
+      <w:numFmt w:val="bullet"/>
+      <w:lvlText w:val="o"/>
+      <w:lvlJc w:val="left"/>
+      <w:pPr>
+        <w:ind w:left="1440" w:hanging="360"/>
+      </w:pPr>
+      <w:rPr>
+        <w:rFonts w:ascii="Courier New" w:hAnsi="Courier New" w:hint="default"/>
+      </w:rPr>
+    </w:lvl>
+    <w:lvl w:ilvl="2">
+      <w:start w:val="1"/>
+      <w:numFmt w:val="bullet"/>
+      <w:lvlText w:val=""/>
+      <w:lvlJc w:val="left"/>
+      <w:pPr>
+        <w:ind w:left="2160" w:hanging="360"/>
+      </w:pPr>
+      <w:rPr>
+        <w:rFonts w:ascii="Wingdings" w:hAnsi="Wingdings" w:hint="default"/>
+      </w:rPr>
+    </w:lvl>
+    <w:lvl w:ilvl="3">
+      <w:start w:val="1"/>
+      <w:numFmt w:val="bullet"/>
+      <w:lvlText w:val=""/>
+      <w:lvlJc w:val="left"/>
+      <w:pPr>
+        <w:ind w:left="2880" w:hanging="360"/>
+      </w:pPr>
+      <w:rPr>
+        <w:rFonts w:ascii="Symbol" w:hAnsi="Symbol" w:hint="default"/>
+      </w:rPr>
+    </w:lvl>
+    <w:lvl w:ilvl="4">
+      <w:start w:val="1"/>
+      <w:numFmt w:val="bullet"/>
+      <w:lvlText w:val="o"/>
+      <w:lvlJc w:val="left"/>
+      <w:pPr>
+        <w:ind w:left="3600" w:hanging="360"/>
+      </w:pPr>
+      <w:rPr>
+        <w:rFonts w:ascii="Courier New" w:hAnsi="Courier New" w:hint="default"/>
+      </w:rPr>
+    </w:lvl>
+    <w:lvl w:ilvl="5">
+      <w:start w:val="1"/>
+      <w:numFmt w:val="bullet"/>
+      <w:lvlText w:val=""/>
+      <w:lvlJc w:val="left"/>
+      <w:pPr>
+        <w:ind w:left="4320" w:hanging="360"/>
+      </w:pPr>
+      <w:rPr>
+        <w:rFonts w:ascii="Wingdings" w:hAnsi="Wingdings" w:hint="default"/>
+      </w:rPr>
+    </w:lvl>
+    <w:lvl w:ilvl="6">
+      <w:start w:val="1"/>
+      <w:numFmt w:val="bullet"/>
+      <w:lvlText w:val=""/>
+      <w:lvlJc w:val="left"/>
+      <w:pPr>
+        <w:ind w:left="5040" w:hanging="360"/>
+      </w:pPr>
+      <w:rPr>
+        <w:rFonts w:ascii="Symbol" w:hAnsi="Symbol" w:hint="default"/>
+      </w:rPr>
+    </w:lvl>
+    <w:lvl w:ilvl="7">
+      <w:start w:val="1"/>
+      <w:numFmt w:val="bullet"/>
+      <w:lvlText w:val="o"/>
+      <w:lvlJc w:val="left"/>
+      <w:pPr>
+        <w:ind w:left="5760" w:hanging="360"/>
+      </w:pPr>
+      <w:rPr>
+        <w:rFonts w:ascii="Courier New" w:hAnsi="Courier New" w:hint="default"/>
+      </w:rPr>
+    </w:lvl>
+    <w:lvl w:ilvl="8">
+      <w:start w:val="1"/>
+      <w:numFmt w:val="bullet"/>
+      <w:lvlText w:val=""/>
+      <w:lvlJc w:val="left"/>
+      <w:pPr>
+        <w:ind w:left="6480" w:hanging="360"/>
+      </w:pPr>
+      <w:rPr>
+        <w:rFonts w:ascii="Wingdings" w:hAnsi="Wingdings" w:hint="default"/>
+      </w:rPr>
+    </w:lvl>
+  </w:abstractNum>
+  <w:abstractNum w:abstractNumId="2">
+    <w:multiLevelType w:val="hybridMultilevel"/>
+    <w:lvl w:ilvl="0">
+      <w:start w:val="1"/>
+      <w:numFmt w:val="lowerLetter"/>
+      <w:lvlText w:val="%1)"/>
+      <w:lvlJc w:val="left"/>
+      <w:pPr>
+        <w:ind w:left="720" w:hanging="360"/>
+      </w:pPr>
+    </w:lvl>
+    <w:lvl w:ilvl="1">
+      <w:start w:val="1"/>
+      <w:numFmt w:val="lowerRoman"/>
+      <w:lvlText w:val="%2."/>
+      <w:lvlJc w:val="left"/>
+      <w:pPr>
+        <w:ind w:left="1440" w:hanging="360"/>
+      </w:pPr>
+    </w:lvl>
+    <w:lvl w:ilvl="2">
+      <w:start w:val="1"/>
+      <w:numFmt w:val="decimal"/>
+      <w:lvlText w:val="(%3)"/>
+      <w:lvlJc w:val="left"/>
+      <w:pPr>
+        <w:ind w:left="2160" w:hanging="360"/>
+      </w:pPr>
+    </w:lvl>
+    <w:lvl w:ilvl="3">
+      <w:start w:val="1"/>
+      <w:numFmt w:val="lowerLetter"/>
+      <w:lvlText w:val="%4)"/>
+      <w:lvlJc w:val="left"/>
+      <w:pPr>
+        <w:ind w:left="2880" w:hanging="360"/>
+      </w:pPr>
+    </w:lvl>
+    <w:lvl w:ilvl="4">
+      <w:start w:val="1"/>
+      <w:numFmt w:val="lowerRoman"/>
+      <w:lvlText w:val="%5."/>
+      <w:lvlJc w:val="left"/>
+      <w:pPr>
+        <w:ind w:left="3600" w:hanging="360"/>
+      </w:pPr>
+    </w:lvl>
+    <w:lvl w:ilvl="5">
+      <w:start w:val="1"/>
+      <w:numFmt w:val="decimal"/>
+      <w:lvlText w:val="(%6)"/>
+      <w:lvlJc w:val="left"/>
+      <w:pPr>
+        <w:ind w:left="4320" w:hanging="360"/>
+      </w:pPr>
+    </w:lvl>
+    <w:lvl w:ilvl="6">
+      <w:start w:val="1"/>
+      <w:numFmt w:val="lowerLetter"/>
+      <w:lvlText w:val="%7)"/>
+      <w:lvlJc w:val="left"/>
+      <w:pPr>
+        <w:ind w:left="5040" w:hanging="360"/>
+      </w:pPr>
+    </w:lvl>
+    <w:lvl w:ilvl="7">
+      <w:start w:val="1"/>
+      <w:numFmt w:val="lowerRoman"/>
+      <w:lvlText w:val="%8."/>
+      <w:lvlJc w:val="left"/>
+      <w:pPr>
+        <w:ind w:left="5760" w:hanging="360"/>
+      </w:pPr>
+    </w:lvl>
+    <w:lvl w:ilvl="8">
+      <w:start w:val="1"/>
+      <w:numFmt w:val="decimal"/>
+      <w:lvlText w:val="(%9)"/>
+      <w:lvlJc w:val="left"/>
+      <w:pPr>
+        <w:ind w:left="6480" w:hanging="360"/>
+      </w:pPr>
+    </w:lvl>
+  </w:abstractNum>
+  <w:abstractNum w:abstractNumId="3">
+    <w:multiLevelType w:val="hybridMultilevel"/>
+    <w:lvl w:ilvl="0">
+      <w:start w:val="1"/>
+      <w:numFmt w:val="upperRoman"/>
+      <w:lvlText w:val="%1."/>
+      <w:lvlJc w:val="left"/>
+      <w:pPr>
+        <w:ind w:left="720" w:hanging="540"/>
+      </w:pPr>
+    </w:lvl>
+    <w:lvl w:ilvl="1">
+      <w:start w:val="1"/>
+      <w:numFmt w:val="upperLetter"/>
+      <w:lvlText w:val="%2."/>
+      <w:lvlJc w:val="left"/>
+      <w:pPr>
+        <w:ind w:left="1440" w:hanging="360"/>
+      </w:pPr>
+    </w:lvl>
+    <w:lvl w:ilvl="2">
+      <w:start w:val="1"/>
+      <w:numFmt w:val="decimal"/>
+      <w:lvlText w:val="%3."/>
+      <w:lvlJc w:val="left"/>
+      <w:pPr>
+        <w:ind w:left="2160" w:hanging="360"/>
+      </w:pPr>
+    </w:lvl>
+    <w:lvl w:ilvl="3">
+      <w:start w:val="1"/>
+      <w:numFmt w:val="upperRoman"/>
+      <w:lvlText w:val="%4."/>
+      <w:lvlJc w:val="left"/>
+      <w:pPr>
+        <w:ind w:left="2880" w:hanging="540"/>
+      </w:pPr>
+    </w:lvl>
+    <w:lvl w:ilvl="4">
+      <w:start w:val="1"/>
+      <w:numFmt w:val="upperLetter"/>
+      <w:lvlText w:val="%5."/>
+      <w:lvlJc w:val="left"/>
+      <w:pPr>
+        <w:ind w:left="3600" w:hanging="360"/>
+      </w:pPr>
+    </w:lvl>
+    <w:lvl w:ilvl="5">
+      <w:start w:val="1"/>
+      <w:numFmt w:val="decimal"/>
+      <w:lvlText w:val="%6."/>
+      <w:lvlJc w:val="left"/>
+      <w:pPr>
+        <w:ind w:left="4320" w:hanging="360"/>
+      </w:pPr>
+    </w:lvl>
+    <w:lvl w:ilvl="6">
+      <w:start w:val="1"/>
+      <w:numFmt w:val="upperRoman"/>
+      <w:lvlText w:val="%7."/>
+      <w:lvlJc w:val="left"/>
+      <w:pPr>
+        <w:ind w:left="5040" w:hanging="540"/>
+      </w:pPr>
+    </w:lvl>
+    <w:lvl w:ilvl="7">
+      <w:start w:val="1"/>
+      <w:numFmt w:val="upperLetter"/>
+      <w:lvlText w:val="%8."/>
+      <w:lvlJc w:val="left"/>
+      <w:pPr>
+        <w:ind w:left="5760" w:hanging="360"/>
+      </w:pPr>
+    </w:lvl>
+    <w:lvl w:ilvl="8">
+      <w:start w:val="1"/>
+      <w:numFmt w:val="decimal"/>
+      <w:lvlText w:val="%9."/>
+      <w:lvlJc w:val="left"/>
+      <w:pPr>
+        <w:ind w:left="6480" w:hanging="360"/>
+      </w:pPr>
+    </w:lvl>
+  </w:abstractNum>
+  <w:abstractNum w:abstractNumId="4">
+    <w:multiLevelType w:val="hybridMultilevel"/>
+    <w:lvl w:ilvl="0">
+      <w:start w:val="1"/>
+      <w:numFmt w:val="bullet"/>
+      <w:lvlText w:val=""/>
+      <w:lvlJc w:val="left"/>
+      <w:pPr>
+        <w:ind w:left="720" w:hanging="360"/>
+      </w:pPr>
+      <w:rPr>
+        <w:rFonts w:ascii="Wingdings" w:hAnsi="Wingdings" w:hint="default"/>
+      </w:rPr>
+    </w:lvl>
+    <w:lvl w:ilvl="1">
+      <w:start w:val="1"/>
+      <w:numFmt w:val="bullet"/>
+      <w:lvlText w:val=""/>
+      <w:lvlJc w:val="left"/>
+      <w:pPr>
+        <w:ind w:left="1440" w:hanging="360"/>
+      </w:pPr>
+      <w:rPr>
+        <w:rFonts w:ascii="Wingdings" w:hAnsi="Wingdings" w:hint="default"/>
+      </w:rPr>
+    </w:lvl>
+    <w:lvl w:ilvl="2">
+      <w:start w:val="1"/>
+      <w:numFmt w:val="bullet"/>
+      <w:lvlText w:val=""/>
+      <w:lvlJc w:val="left"/>
+      <w:pPr>
+        <w:ind w:left="2160" w:hanging="360"/>
+      </w:pPr>
+      <w:rPr>
+        <w:rFonts w:ascii="Wingdings" w:hAnsi="Wingdings" w:hint="default"/>
+      </w:rPr>
+    </w:lvl>
+    <w:lvl w:ilvl="3">
+      <w:start w:val="1"/>
+      <w:numFmt w:val="bullet"/>
+      <w:lvlText w:val=""/>
+      <w:lvlJc w:val="left"/>
+      <w:pPr>
+        <w:ind w:left="2880" w:hanging="360"/>
+      </w:pPr>
+      <w:rPr>
+        <w:rFonts w:ascii="Wingdings" w:hAnsi="Wingdings" w:hint="default"/>
+      </w:rPr>
+    </w:lvl>
+    <w:lvl w:ilvl="4">
+      <w:start w:val="1"/>
+      <w:numFmt w:val="bullet"/>
+      <w:lvlText w:val=""/>
+      <w:lvlJc w:val="left"/>
+      <w:pPr>
+        <w:ind w:left="3600" w:hanging="360"/>
+      </w:pPr>
+      <w:rPr>
+        <w:rFonts w:ascii="Wingdings" w:hAnsi="Wingdings" w:hint="default"/>
+      </w:rPr>
+    </w:lvl>
+    <w:lvl w:ilvl="5">
+      <w:start w:val="1"/>
+      <w:numFmt w:val="bullet"/>
+      <w:lvlText w:val=""/>
+      <w:lvlJc w:val="left"/>
+      <w:pPr>
+        <w:ind w:left="4320" w:hanging="360"/>
+      </w:pPr>
+      <w:rPr>
+        <w:rFonts w:ascii="Wingdings" w:hAnsi="Wingdings" w:hint="default"/>
+      </w:rPr>
+    </w:lvl>
+    <w:lvl w:ilvl="6">
+      <w:start w:val="1"/>
+      <w:numFmt w:val="bullet"/>
+      <w:lvlText w:val=""/>
+      <w:lvlJc w:val="left"/>
+      <w:pPr>
+        <w:ind w:left="5040" w:hanging="360"/>
+      </w:pPr>
+      <w:rPr>
+        <w:rFonts w:ascii="Wingdings" w:hAnsi="Wingdings" w:hint="default"/>
+      </w:rPr>
+    </w:lvl>
+    <w:lvl w:ilvl="7">
+      <w:start w:val="1"/>
+      <w:numFmt w:val="bullet"/>
+      <w:lvlText w:val=""/>
+      <w:lvlJc w:val="left"/>
+      <w:pPr>
+        <w:ind w:left="5760" w:hanging="360"/>
+      </w:pPr>
+      <w:rPr>
+        <w:rFonts w:ascii="Wingdings" w:hAnsi="Wingdings" w:hint="default"/>
+      </w:rPr>
+    </w:lvl>
+    <w:lvl w:ilvl="8">
+      <w:start w:val="1"/>
+      <w:numFmt w:val="bullet"/>
+      <w:lvlText w:val=""/>
+      <w:lvlJc w:val="left"/>
+      <w:pPr>
+        <w:ind w:left="6480" w:hanging="360"/>
+      </w:pPr>
+      <w:rPr>
+        <w:rFonts w:ascii="Wingdings" w:hAnsi="Wingdings" w:hint="default"/>
+      </w:rPr>
+    </w:lvl>
+  </w:abstractNum>
+  <w:abstractNum w:abstractNumId="5">
+    <w:multiLevelType w:val="hybridMultilevel"/>
+    <w:lvl w:ilvl="0">
+      <w:start w:val="1"/>
+      <w:numFmt w:val="decimalZero"/>
+      <w:lvlText w:val="Step %1:"/>
+      <w:lvlJc w:val="left"/>
+      <w:pPr>
+        <w:ind w:left="1080" w:hanging="1080"/>
+      </w:pPr>
+    </w:lvl>
+    <w:lvl w:ilvl="1">
+      <w:start w:val="1"/>
+      <w:numFmt w:val="lowerLetter"/>
+      <w:lvlText w:val="%2:"/>
+      <w:lvlJc w:val="left"/>
+      <w:pPr>
+        <w:ind w:left="1800" w:hanging="1080"/>
+      </w:pPr>
+    </w:lvl>
+    <w:lvl w:ilvl="2">
+      <w:start w:val="1"/>
+      <w:numFmt w:val="lowerRoman"/>
+      <w:lvlText w:val="%3:"/>
+      <w:lvlJc w:val="left"/>
+      <w:pPr>
+        <w:ind w:left="2520" w:hanging="1080"/>
+      </w:pPr>
+    </w:lvl>
+    <w:lvl w:ilvl="3">
+      <w:start w:val="1"/>
+      <w:numFmt w:val="decimal"/>
+      <w:lvlText w:val="%4:"/>
+      <w:lvlJc w:val="left"/>
+      <w:pPr>
+        <w:ind w:left="3240" w:hanging="1080"/>
+      </w:pPr>
+    </w:lvl>
+    <w:lvl w:ilvl="4">
+      <w:start w:val="1"/>
+      <w:numFmt w:val="lowerLetter"/>
+      <w:lvlText w:val="%5:"/>
+      <w:lvlJc w:val="left"/>
+      <w:pPr>
+        <w:ind w:left="3960" w:hanging="1080"/>
+      </w:pPr>
+    </w:lvl>
+    <w:lvl w:ilvl="5">
+      <w:start w:val="1"/>
+      <w:numFmt w:val="lowerRoman"/>
+      <w:lvlText w:val="%6:"/>
+      <w:lvlJc w:val="left"/>
+      <w:pPr>
+        <w:ind w:left="4680" w:hanging="1080"/>
+      </w:pPr>
+    </w:lvl>
+    <w:lvl w:ilvl="6">
+      <w:start w:val="1"/>
+      <w:numFmt w:val="decimal"/>
+      <w:lvlText w:val="%7:"/>
+      <w:lvlJc w:val="left"/>
+      <w:pPr>
+        <w:ind w:left="5400" w:hanging="1080"/>
+      </w:pPr>
+    </w:lvl>
+    <w:lvl w:ilvl="7">
+      <w:start w:val="1"/>
+      <w:numFmt w:val="lowerLetter"/>
+      <w:lvlText w:val="%8:"/>
+      <w:lvlJc w:val="left"/>
+      <w:pPr>
+        <w:ind w:left="6120" w:hanging="1080"/>
+      </w:pPr>
+    </w:lvl>
+    <w:lvl w:ilvl="8">
+      <w:start w:val="1"/>
+      <w:numFmt w:val="lowerRoman"/>
+      <w:lvlText w:val="%9:"/>
+      <w:lvlJc w:val="left"/>
+      <w:pPr>
+        <w:ind w:left="6840" w:hanging="1080"/>
+      </w:pPr>
+    </w:lvl>
+  </w:abstractNum>
+  <w:num w:numId="1">
+    <w:abstractNumId w:val="0"/>
+  </w:num>
+  <w:num w:numId="2">
+    <w:abstractNumId w:val="1"/>
+  </w:num>
+  <w:num w:numId="3">
+    <w:abstractNumId w:val="2"/>
+  </w:num>
+  <w:num w:numId="4">
+    <w:abstractNumId w:val="2"/>
+    <w:lvlOverride w:ilvl="0">
+      <w:startOverride w:val="1"/>
+    </w:lvlOverride>
+  </w:num>
+  <w:num w:numId="5">
+    <w:abstractNumId w:val="3"/>
+  </w:num>
+  <w:num w:numId="6">
+    <w:abstractNumId w:val="4"/>
+  </w:num>
+  <w:num w:numId="7">
+    <w:abstractNumId w:val="5"/>
+  </w:num>
+</w:numbering>
+</file>
+
 <file path=word/styles.xml><?xml version="1.0" encoding="utf-8"?>
-<w:styles xmlns:w="http://schemas.openxmlformats.org/wordprocessingml/2006/main">
+<w:styles xmlns:w="http://schemas.openxmlformats.org/wordprocessingml/2006/main" xmlns:r="http://schemas.openxmlformats.org/officeDocument/2006/relationships">
   <w:docDefaults>
     <w:rPrDefault>
       <w:rPr>
-        <w:rFonts w:ascii="Arial" w:hAnsi="Arial" w:cs="Arial"/>
+        <w:rFonts w:asciiTheme="minorHAnsi" w:eastAsiaTheme="minorHAnsi" w:hAnsiTheme="minorHAnsi" w:cstheme="minorBidi"/>
         <w:sz w:val="22"/>
-        <w:lang w:val="en-US"/>
+        <w:szCs w:val="22"/>
+        <w:lang w:val="en-US" w:eastAsia="en-US" w:bidi="ar-SA"/>
       </w:rPr>
     </w:rPrDefault>
     <w:pPrDefault>
       <w:pPr>
-        <w:spacing w:after="120" w:line="276" w:lineRule="auto"/>
+        <w:spacing w:after="160" w:line="259" w:lineRule="auto"/>
       </w:pPr>
     </w:pPrDefault>
   </w:docDefaults>
   <w:style w:type="paragraph" w:default="1" w:styleId="Normal">
     <w:name w:val="Normal"/>
+    <w:qFormat/>
   </w:style>
   <w:style w:type="paragraph" w:styleId="Heading1">
     <w:name w:val="heading 1"/>
     <w:basedOn w:val="Normal"/>
-    <w:pPr>
-      <w:spacing w:before="240" w:after="120"/>
+    <w:next w:val="Normal"/>
+    <w:uiPriority w:val="9"/>
+    <w:qFormat/>
+    <w:pPr>
+      <w:keepNext/>
+      <w:keepLines/>
+      <w:spacing w:before="240" w:after="0"/>
+      <w:outlineLvl w:val="0"/>
     </w:pPr>
     <w:rPr>
-      <w:b/>
-      <w:color w:val="1B1E23"/>
-      <w:sz w:val="36"/>
+      <w:rFonts w:asciiTheme="majorHAnsi" w:eastAsiaTheme="majorEastAsia" w:hAnsiTheme="majorHAnsi" w:cstheme="majorBidi"/>
+      <w:color w:val="2F5496" w:themeColor="accent1" w:themeShade="BF"/>
+      <w:sz w:val="32"/>
+      <w:szCs w:val="32"/>
     </w:rPr>
   </w:style>
   <w:style w:type="paragraph" w:styleId="Heading2">
     <w:name w:val="heading 2"/>
     <w:basedOn w:val="Normal"/>
-    <w:pPr>
-      <w:spacing w:before="240" w:after="120"/>
+    <w:next w:val="Normal"/>
+    <w:uiPriority w:val="9"/>
+    <w:qFormat/>
+    <w:pPr>
+      <w:keepNext/>
+      <w:keepLines/>
+      <w:spacing w:before="40" w:after="0"/>
+      <w:outlineLvl w:val="1"/>
     </w:pPr>
     <w:rPr>
-      <w:b/>
-      <w:color w:val="1B1E23"/>
-      <w:sz w:val="28"/>
+      <w:rFonts w:asciiTheme="majorHAnsi" w:eastAsiaTheme="majorEastAsia" w:hAnsiTheme="majorHAnsi" w:cstheme="majorBidi"/>
+      <w:color w:val="2F5496" w:themeColor="accent1" w:themeShade="BF"/>
+      <w:sz w:val="26"/>
+      <w:szCs w:val="26"/>
     </w:rPr>
   </w:style>
+  <w:style w:type="paragraph" w:styleId="Heading3">
+    <w:name w:val="heading 3"/>
+    <w:basedOn w:val="Normal"/>
+    <w:next w:val="Normal"/>
+    <w:uiPriority w:val="9"/>
+    <w:qFormat/>
+    <w:pPr>
+      <w:keepNext/>
+      <w:keepLines/>
+      <w:spacing w:before="40" w:after="0"/>
+      <w:outlineLvl w:val="2"/>
+    </w:pPr>
+    <w:rPr>
+      <w:rFonts w:asciiTheme="majorHAnsi" w:eastAsiaTheme="majorEastAsia" w:hAnsiTheme="majorHAnsi" w:cstheme="majorBidi"/>
+      <w:color w:val="1F3763" w:themeColor="accent1" w:themeShade="7F"/>
+      <w:sz w:val="24"/>
+      <w:szCs w:val="24"/>
+    </w:rPr>
+  </w:style>
+  <w:style w:type="character" w:default="1" w:styleId="DefaultParagraphFont">
+    <w:name w:val="Default Paragraph Font"/>
+    <w:uiPriority w:val="1"/>
+    <w:semiHidden/>
+    <w:unhideWhenUsed/>
+  </w:style>
+  <w:style w:type="table" w:default="1" w:styleId="TableNormal">
+    <w:name w:val="Normal Table"/>
+    <w:uiPriority w:val="99"/>
+    <w:semiHidden/>
+    <w:unhideWhenUsed/>
+    <w:tblPr>
+      <w:tblInd w:w="0" w:type="dxa"/>
+      <w:tblCellMar>
+        <w:top w:w="0" w:type="dxa"/>
+        <w:left w:w="108" w:type="dxa"/>
+        <w:bottom w:w="0" w:type="dxa"/>
+        <w:right w:w="108" w:type="dxa"/>
+      </w:tblCellMar>
+    </w:tblPr>
+  </w:style>
+  <w:style w:type="numbering" w:default="1" w:styleId="NoList">
+    <w:name w:val="No List"/>
+    <w:uiPriority w:val="99"/>
+    <w:semiHidden/>
+    <w:unhideWhenUsed/>
+  </w:style>
+  <w:style w:type="paragraph" w:styleId="Title">
+    <w:name w:val="Title"/>
+    <w:basedOn w:val="Normal"/>
+    <w:next w:val="Normal"/>
+    <w:uiPriority w:val="10"/>
+    <w:qFormat/>
+    <w:pPr>
+      <w:spacing w:after="0" w:line="240" w:lineRule="auto"/>
+      <w:contextualSpacing/>
+    </w:pPr>
+    <w:rPr>
+      <w:rFonts w:asciiTheme="majorHAnsi" w:eastAsiaTheme="majorEastAsia" w:hAnsiTheme="majorHAnsi" w:cstheme="majorBidi"/>
+      <w:spacing w:val="-10"/>
+      <w:kern w:val="28"/>
+      <w:sz w:val="56"/>
+      <w:szCs w:val="56"/>
+    </w:rPr>
+  </w:style>
+  <w:style w:type="paragraph" w:styleId="ListParagraph">
+    <w:name w:val="List Paragraph"/>
+    <w:basedOn w:val="Normal"/>
+    <w:uiPriority w:val="34"/>
+    <w:qFormat/>
+    <w:pPr>
+      <w:ind w:left="720"/>
+      <w:contextualSpacing/>
+    </w:pPr>
+  </w:style>
+  <w:style w:type="paragraph" w:styleId="NoSpacing">
+    <w:name w:val="No Spacing"/>
+    <w:uiPriority w:val="1"/>
+    <w:qFormat/>
+    <w:pPr>
+      <w:spacing w:after="0" w:line="240" w:lineRule="auto"/>
+    </w:pPr>
+  </w:style>
+  <w:style w:type="paragraph" w:styleId="Caption">
+    <w:name w:val="caption"/>
+    <w:basedOn w:val="Normal"/>
+    <w:next w:val="Normal"/>
+    <w:uiPriority w:val="35"/>
+    <w:unhideWhenUsed/>
+    <w:qFormat/>
+    <w:pPr>
+      <w:spacing w:after="200" w:line="240" w:lineRule="auto"/>
+    </w:pPr>
+    <w:rPr>
+      <w:i/>
+      <w:iCs/>
+      <w:color w:val="44546A" w:themeColor="text2"/>
+      <w:sz w:val="18"/>
+      <w:szCs w:val="18"/>
+    </w:rPr>
+  </w:style>
+  <w:style w:type="paragraph" w:styleId="Header">
+    <w:name w:val="header"/>
+    <w:basedOn w:val="Normal"/>
+    <w:uiPriority w:val="99"/>
+    <w:unhideWhenUsed/>
+    <w:pPr>
+      <w:tabs>
+        <w:tab w:val="center" w:pos="4680"/>
+        <w:tab w:val="right" w:pos="9360"/>
+      </w:tabs>
+      <w:spacing w:after="0" w:line="240" w:lineRule="auto"/>
+    </w:pPr>
+  </w:style>
+  <w:style w:type="paragraph" w:styleId="Footer">
+    <w:name w:val="footer"/>
+    <w:basedOn w:val="Normal"/>
+    <w:uiPriority w:val="99"/>
+    <w:unhideWhenUsed/>
+    <w:pPr>
+      <w:tabs>
+        <w:tab w:val="center" w:pos="4680"/>
+        <w:tab w:val="right" w:pos="9360"/>
+      </w:tabs>
+      <w:spacing w:after="0" w:line="240" w:lineRule="auto"/>
+    </w:pPr>
+  </w:style>
+  <w:style w:type="paragraph" w:styleId="FootnoteText">
+    <w:name w:val="footnote text"/>
+    <w:basedOn w:val="Normal"/>
+    <w:uiPriority w:val="99"/>
+    <w:semiHidden/>
+    <w:unhideWhenUsed/>
+    <w:pPr>
+      <w:spacing w:after="0" w:line="240" w:lineRule="auto"/>
+    </w:pPr>
+    <w:rPr>
+      <w:sz w:val="20"/>
+      <w:szCs w:val="20"/>
+    </w:rPr>
+  </w:style>
+  <w:style w:type="character" w:styleId="FootnoteReference">
+    <w:name w:val="footnote reference"/>
+    <w:basedOn w:val="DefaultParagraphFont"/>
+    <w:uiPriority w:val="99"/>
+    <w:semiHidden/>
+    <w:unhideWhenUsed/>
+    <w:rPr>
+      <w:vertAlign w:val="superscript"/>
+    </w:rPr>
+  </w:style>
+  <w:style w:type="paragraph" w:styleId="EndnoteText">
+    <w:name w:val="endnote text"/>
+    <w:basedOn w:val="Normal"/>
+    <w:uiPriority w:val="99"/>
+    <w:semiHidden/>
+    <w:unhideWhenUsed/>
+    <w:pPr>
+      <w:spacing w:after="0" w:line="240" w:lineRule="auto"/>
+    </w:pPr>
+    <w:rPr>
+      <w:sz w:val="20"/>
+      <w:szCs w:val="20"/>
+    </w:rPr>
+  </w:style>
+  <w:style w:type="character" w:styleId="EndnoteReference">
+    <w:name w:val="endnote reference"/>
+    <w:basedOn w:val="DefaultParagraphFont"/>
+    <w:uiPriority w:val="99"/>
+    <w:semiHidden/>
+    <w:unhideWhenUsed/>
+    <w:rPr>
+      <w:vertAlign w:val="superscript"/>
+    </w:rPr>
+  </w:style>
+  <w:style w:type="character" w:styleId="Hyperlink">
+    <w:name w:val="Hyperlink"/>
+    <w:basedOn w:val="DefaultParagraphFont"/>
+    <w:uiPriority w:val="99"/>
+    <w:unhideWhenUsed/>
+    <w:rPr>
+      <w:color w:val="0563C1" w:themeColor="hyperlink"/>
+      <w:u w:val="single"/>
+    </w:rPr>
+  </w:style>
+  <w:style w:type="character" w:styleId="PlaceholderText">
+    <w:name w:val="Placeholder Text"/>
+    <w:basedOn w:val="DefaultParagraphFont"/>
+    <w:uiPriority w:val="99"/>
+    <w:semiHidden/>
+    <w:rPr>
+      <w:color w:val="808080"/>
+    </w:rPr>
+  </w:style>
+  <w:style w:type="paragraph" w:styleId="TOCHeading">
+    <w:name w:val="TOC Heading"/>
+    <w:basedOn w:val="Heading1"/>
+    <w:next w:val="Normal"/>
+    <w:uiPriority w:val="39"/>
+    <w:unhideWhenUsed/>
+    <w:qFormat/>
+    <w:pPr>
+      <w:outlineLvl w:val="9"/>
+    </w:pPr>
+  </w:style>
+  <w:style w:type="paragraph" w:styleId="TOC1">
+    <w:name w:val="toc 1"/>
+    <w:basedOn w:val="Normal"/>
+    <w:next w:val="Normal"/>
+    <w:uiPriority w:val="39"/>
+    <w:unhideWhenUsed/>
+    <w:pPr>
+      <w:spacing w:after="100"/>
+    </w:pPr>
+  </w:style>
+  <w:style w:type="paragraph" w:styleId="TOC2">
+    <w:name w:val="toc 2"/>
+    <w:basedOn w:val="Normal"/>
+    <w:next w:val="Normal"/>
+    <w:uiPriority w:val="39"/>
+    <w:unhideWhenUsed/>
+    <w:pPr>
+      <w:spacing w:after="100"/>
+      <w:ind w:left="220"/>
+    </w:pPr>
+  </w:style>
+  <w:style w:type="table" w:styleId="TableGrid">
+    <w:name w:val="Table Grid"/>
+    <w:basedOn w:val="TableNormal"/>
+    <w:uiPriority w:val="39"/>
+    <w:pPr>
+      <w:spacing w:after="0" w:line="240" w:lineRule="auto"/>
+    </w:pPr>
+    <w:tblPr>
+      <w:tblBorders>
+        <w:top w:val="single" w:sz="4" w:space="0" w:color="auto"/>
+        <w:left w:val="single" w:sz="4" w:space="0" w:color="auto"/>
+        <w:bottom w:val="single" w:sz="4" w:space="0" w:color="auto"/>
+        <w:right w:val="single" w:sz="4" w:space="0" w:color="auto"/>
+        <w:insideH w:val="single" w:sz="4" w:space="0" w:color="auto"/>
+        <w:insideV w:val="single" w:sz="4" w:space="0" w:color="auto"/>
+      </w:tblBorders>
+    </w:tblPr>
+  </w:style>
+  <w:style w:type="table" w:styleId="GridTable4-Accent1">
+    <w:name w:val="Grid Table 4 Accent 1"/>
+    <w:basedOn w:val="TableNormal"/>
+    <w:uiPriority w:val="49"/>
+    <w:pPr>
+      <w:spacing w:after="0" w:line="240" w:lineRule="auto"/>
+    </w:pPr>
+    <w:tblPr>
+      <w:tblStyleRowBandSize w:val="1"/>
+      <w:tblStyleColBandSize w:val="1"/>
+      <w:tblBorders>
+        <w:top w:val="single" w:sz="4" w:space="0" w:color="8EAADB"/>
+        <w:left w:val="single" w:sz="4" w:space="0" w:color="8EAADB"/>
+        <w:bottom w:val="single" w:sz="4" w:space="0" w:color="8EAADB"/>
+        <w:right w:val="single" w:sz="4" w:space="0" w:color="8EAADB"/>
+        <w:insideH w:val="single" w:sz="4" w:space="0" w:color="8EAADB"/>
+        <w:insideV w:val="single" w:sz="4" w:space="0" w:color="8EAADB"/>
+      </w:tblBorders>
+    </w:tblPr>
+    <w:tblStylePr w:type="firstRow">
+      <w:rPr>
+        <w:b/>
+        <w:bCs/>
+        <w:color w:val="FFFFFF" w:themeColor="background1"/>
+      </w:rPr>
+      <w:tblPr/>
+      <w:tcPr>
+        <w:tcBorders>
+          <w:top w:val="single" w:sz="4" w:space="0" w:color="4472C4"/>
+          <w:left w:val="single" w:sz="4" w:space="0" w:color="4472C4"/>
+          <w:bottom w:val="single" w:sz="4" w:space="0" w:color="4472C4"/>
+          <w:right w:val="single" w:sz="4" w:space="0" w:color="4472C4"/>
+          <w:insideH w:val="nil"/>
+          <w:insideV w:val="nil"/>
+        </w:tcBorders>
+        <w:shd w:val="clear" w:color="auto" w:fill="4472C4"/>
+      </w:tcPr>
+    </w:tblStylePr>
+    <w:tblStylePr w:type="lastRow">
+      <w:rPr>
+        <w:b/>
+        <w:bCs/>
+      </w:rPr>
+      <w:tblPr/>
+      <w:tcPr>
+        <w:tcBorders>
+          <w:top w:val="double" w:sz="4" w:space="0" w:color="4472C4"/>
+        </w:tcBorders>
+      </w:tcPr>
+    </w:tblStylePr>
+    <w:tblStylePr w:type="firstCol">
+      <w:rPr>
+        <w:b/>
+        <w:bCs/>
+      </w:rPr>
+    </w:tblStylePr>
+    <w:tblStylePr w:type="lastCol">
+      <w:rPr>
+        <w:b/>
+        <w:bCs/>
+      </w:rPr>
+    </w:tblStylePr>
+    <w:tblStylePr w:type="band1Vert">
+      <w:tblPr/>
+      <w:tcPr>
+        <w:shd w:val="clear" w:color="auto" w:fill="D9E2F3"/>
+      </w:tcPr>
+    </w:tblStylePr>
+    <w:tblStylePr w:type="band1Horz">
+      <w:tblPr/>
+      <w:tcPr>
+        <w:shd w:val="clear" w:color="auto" w:fill="D9E2F3"/>
+      </w:tcPr>
+    </w:tblStylePr>
+  </w:style>
 </w:styles>
+</file>
+
+<file path=word/theme/theme1.xml><?xml version="1.0" encoding="utf-8"?>
+<a:theme xmlns:a="http://schemas.openxmlformats.org/drawingml/2006/main" name="Sample Theme">
+  <a:themeElements>
+    <a:clrScheme name="Sample">
+      <a:dk1>
+        <a:sysClr val="windowText" lastClr="000000"/>
+      </a:dk1>
+      <a:lt1>
+        <a:sysClr val="window" lastClr="FFFFFF"/>
+      </a:lt1>
+      <a:dk2>
+        <a:srgbClr val="44546A"/>
+      </a:dk2>
+      <a:lt2>
+        <a:srgbClr val="E7E6E6"/>
+      </a:lt2>
+      <a:accent1>
+        <a:srgbClr val="4472C4"/>
+      </a:accent1>
+      <a:accent2>
+        <a:srgbClr val="ED7D31"/>
+      </a:accent2>
+      <a:accent3>
+        <a:srgbClr val="A5A5A5"/>
+      </a:accent3>
+      <a:accent4>
+        <a:srgbClr val="FFC000"/>
+      </a:accent4>
+      <a:accent5>
+        <a:srgbClr val="5B9BD5"/>
+      </a:accent5>
+      <a:accent6>
+        <a:srgbClr val="70AD47"/>
+      </a:accent6>
+      <a:hlink>
+        <a:srgbClr val="0563C1"/>
+      </a:hlink>
+      <a:folHlink>
+        <a:srgbClr val="954F72"/>
+      </a:folHlink>
+    </a:clrScheme>
+    <a:fontScheme name="Sample">
+      <a:majorFont>
+        <a:latin typeface="Calibri Light"/>
+        <a:ea typeface=""/>
+        <a:cs typeface=""/>
+      </a:majorFont>
+      <a:minorFont>
+        <a:latin typeface="Calibri"/>
+        <a:ea typeface=""/>
+        <a:cs typeface=""/>
+      </a:minorFont>
+    </a:fontScheme>
+    <a:fmtScheme name="Sample">
+      <a:fillStyleLst>
+        <a:solidFill>
+          <a:schemeClr val="phClr"/>
+        </a:solidFill>
+        <a:gradFill rotWithShape="1">
+          <a:gsLst>
+            <a:gs pos="0">
+              <a:schemeClr val="phClr">
+                <a:lumMod val="110000"/>
+                <a:satMod val="105000"/>
+                <a:tint val="67000"/>
+              </a:schemeClr>
+            </a:gs>
+            <a:gs pos="50000">
+              <a:schemeClr val="phClr">
+                <a:lumMod val="105000"/>
+                <a:satMod val="103000"/>
+                <a:tint val="73000"/>
+              </a:schemeClr>
+            </a:gs>
+            <a:gs pos="100000">
+              <a:schemeClr val="phClr">
+                <a:lumMod val="105000"/>
+                <a:satMod val="109000"/>
+                <a:tint val="81000"/>
+              </a:schemeClr>
+            </a:gs>
+          </a:gsLst>
+          <a:lin ang="5400000" scaled="0"/>
+        </a:gradFill>
+        <a:gradFill rotWithShape="1">
+          <a:gsLst>
+            <a:gs pos="0">
+              <a:schemeClr val="phClr">
+                <a:satMod val="103000"/>
+                <a:lumMod val="102000"/>
+                <a:tint val="94000"/>
+              </a:schemeClr>
+            </a:gs>
+            <a:gs pos="50000">
+              <a:schemeClr val="phClr">
+                <a:satMod val="110000"/>
+                <a:lumMod val="100000"/>
+                <a:shade val="100000"/>
+              </a:schemeClr>
+            </a:gs>
+            <a:gs pos="100000">
+              <a:schemeClr val="phClr">
+                <a:lumMod val="99000"/>
+                <a:satMod val="120000"/>
+                <a:shade val="78000"/>
+              </a:schemeClr>
+            </a:gs>
+          </a:gsLst>
+          <a:lin ang="5400000" scaled="0"/>
+        </a:gradFill>
+      </a:fillStyleLst>
+      <a:lnStyleLst>
+        <a:ln w="6350" cap="flat" cmpd="sng" algn="ctr">
+          <a:solidFill>
+            <a:schemeClr val="phClr"/>
+          </a:solidFill>
+          <a:prstDash val="solid"/>
+          <a:miter lim="800000"/>
+        </a:ln>
+        <a:ln w="12700" cap="flat" cmpd="sng" algn="ctr">
+          <a:solidFill>
+            <a:schemeClr val="phClr"/>
+          </a:solidFill>
+          <a:prstDash val="solid"/>
+          <a:miter lim="800000"/>
+        </a:ln>
+        <a:ln w="19050" cap="flat" cmpd="sng" algn="ctr">
+          <a:solidFill>
+            <a:schemeClr val="phClr"/>
+          </a:solidFill>
+          <a:prstDash val="solid"/>
+          <a:miter lim="800000"/>
+        </a:ln>
+      </a:lnStyleLst>
+      <a:effectStyleLst>
+        <a:effectStyle>
+          <a:effectLst/>
+        </a:effectStyle>
+        <a:effectStyle>
+          <a:effectLst/>
+        </a:effectStyle>
+        <a:effectStyle>
+          <a:effectLst/>
+        </a:effectStyle>
+      </a:effectStyleLst>
+      <a:bgFillStyleLst>
+        <a:solidFill>
+          <a:schemeClr val="phClr"/>
+        </a:solidFill>
+        <a:solidFill>
+          <a:schemeClr val="phClr">
+            <a:tint val="95000"/>
+            <a:satMod val="170000"/>
+          </a:schemeClr>
+        </a:solidFill>
+        <a:gradFill rotWithShape="1">
+          <a:gsLst>
+            <a:gs pos="0">
+              <a:schemeClr val="phClr">
+                <a:tint val="93000"/>
+              </a:schemeClr>
+            </a:gs>
+            <a:gs pos="50000">
+              <a:schemeClr val="phClr">
+                <a:tint val="98000"/>
+              </a:schemeClr>
+            </a:gs>
+            <a:gs pos="100000">
+              <a:schemeClr val="phClr">
+                <a:shade val="63000"/>
+              </a:schemeClr>
+            </a:gs>
+          </a:gsLst>
+          <a:lin ang="5400000" scaled="0"/>
+        </a:gradFill>
+      </a:bgFillStyleLst>
+    </a:fmtScheme>
+  </a:themeElements>
+  <a:objectDefaults/>
+  <a:extraClrSchemeLst/>
+</a:theme>
 </file>